--- a/Documenten/Userstories.docx
+++ b/Documenten/Userstories.docx
@@ -1,6 +1,6 @@
 
 <file path=word/document.xml><?xml version="1.0" encoding="utf-8"?>
-<w:document xmlns:o="urn:schemas-microsoft-com:office:office" xmlns:r="http://schemas.openxmlformats.org/officeDocument/2006/relationships" xmlns:v="urn:schemas-microsoft-com:vml" xmlns:w="http://schemas.openxmlformats.org/wordprocessingml/2006/main" xmlns:w10="urn:schemas-microsoft-com:office:word" xmlns:wp="http://schemas.openxmlformats.org/drawingml/2006/wordprocessingDrawing" xmlns:pic="http://schemas.openxmlformats.org/drawingml/2006/picture" xmlns:wps="http://schemas.microsoft.com/office/word/2010/wordprocessingShape" xmlns:wpg="http://schemas.microsoft.com/office/word/2010/wordprocessingGroup" xmlns:mc="http://schemas.openxmlformats.org/markup-compatibility/2006" xmlns:wp14="http://schemas.microsoft.com/office/word/2010/wordprocessingDrawing" xmlns:w14="http://schemas.microsoft.com/office/word/2010/wordml" xmlns:w15="http://schemas.microsoft.com/office/word/2012/wordml" mc:Ignorable="w14 wp14 w15">
+<w:document xmlns:o="urn:schemas-microsoft-com:office:office" xmlns:r="http://schemas.openxmlformats.org/officeDocument/2006/relationships" xmlns:v="urn:schemas-microsoft-com:vml" xmlns:w="http://schemas.openxmlformats.org/wordprocessingml/2006/main" xmlns:w10="urn:schemas-microsoft-com:office:word" xmlns:wp="http://schemas.openxmlformats.org/drawingml/2006/wordprocessingDrawing" xmlns:wps="http://schemas.microsoft.com/office/word/2010/wordprocessingShape" xmlns:wpg="http://schemas.microsoft.com/office/word/2010/wordprocessingGroup" xmlns:mc="http://schemas.openxmlformats.org/markup-compatibility/2006" xmlns:wp14="http://schemas.microsoft.com/office/word/2010/wordprocessingDrawing" xmlns:w14="http://schemas.microsoft.com/office/word/2010/wordml" xmlns:w15="http://schemas.microsoft.com/office/word/2012/wordml" mc:Ignorable="w14 wp14 w15">
   <w:body>
     <w:p>
       <w:pPr>
@@ -11,6 +11,7 @@
         </w:numPr>
         <w:shd w:val="clear" w:color="auto" w:fill="FFFFFF"/>
         <w:spacing w:lineRule="auto" w:line="240" w:before="90" w:after="90"/>
+        <w:ind w:hanging="0" w:left="0"/>
         <w:outlineLvl w:val="3"/>
         <w:rPr>
           <w:rFonts w:ascii="Lato" w:hAnsi="Lato" w:eastAsia="Times New Roman" w:cs="Times New Roman"/>
@@ -876,7 +877,7 @@
           <w:numId w:val="1"/>
         </w:numPr>
         <w:shd w:val="clear" w:color="auto" w:fill="FFFFFF"/>
-        <w:spacing w:lineRule="auto" w:line="240" w:before="0" w:afterAutospacing="1"/>
+        <w:spacing w:lineRule="auto" w:line="240" w:before="0" w:after="0"/>
         <w:ind w:hanging="360" w:left="1095"/>
         <w:rPr>
           <w:rFonts w:ascii="Lato" w:hAnsi="Lato" w:eastAsia="Times New Roman" w:cs="Times New Roman"/>
@@ -991,10 +992,136 @@
         <w:pStyle w:val="Normal"/>
         <w:numPr>
           <w:ilvl w:val="0"/>
+          <w:numId w:val="1"/>
+        </w:numPr>
+        <w:shd w:val="clear" w:color="auto" w:fill="FFFFFF"/>
+        <w:spacing w:lineRule="auto" w:line="240" w:before="0" w:afterAutospacing="1"/>
+        <w:ind w:hanging="360" w:left="1095"/>
+        <w:rPr>
+          <w:rFonts w:ascii="Lato" w:hAnsi="Lato" w:eastAsia="Times New Roman" w:cs="Times New Roman"/>
+          <w:color w:val="000000"/>
+          <w:kern w:val="0"/>
+          <w:sz w:val="24"/>
+          <w:szCs w:val="24"/>
+          <w:lang w:eastAsia="nl-NL"/>
+          <w14:ligatures w14:val="none"/>
+        </w:rPr>
+      </w:pPr>
+      <w:r>
+        <w:rPr>
+          <w:rFonts w:eastAsia="Times New Roman" w:cs="Times New Roman" w:ascii="Lato" w:hAnsi="Lato"/>
+          <w:color w:val="000000"/>
+          <w:kern w:val="0"/>
+          <w:sz w:val="24"/>
+          <w:szCs w:val="24"/>
+          <w:lang w:eastAsia="nl-NL"/>
+          <w14:ligatures w14:val="none"/>
+        </w:rPr>
+        <w:t xml:space="preserve">Als </w:t>
+      </w:r>
+      <w:r>
+        <w:rPr>
+          <w:rFonts w:eastAsia="Times New Roman" w:cs="Times New Roman" w:ascii="Lato" w:hAnsi="Lato"/>
+          <w:b/>
+          <w:bCs/>
+          <w:color w:val="000000"/>
+          <w:kern w:val="0"/>
+          <w:sz w:val="24"/>
+          <w:szCs w:val="24"/>
+          <w:lang w:eastAsia="nl-NL"/>
+          <w14:ligatures w14:val="none"/>
+        </w:rPr>
+        <w:t xml:space="preserve">beheerder/developer </w:t>
+      </w:r>
+      <w:r>
+        <w:rPr>
+          <w:rFonts w:eastAsia="Times New Roman" w:cs="Times New Roman" w:ascii="Lato" w:hAnsi="Lato"/>
+          <w:b w:val="false"/>
+          <w:bCs w:val="false"/>
+          <w:color w:val="000000"/>
+          <w:kern w:val="0"/>
+          <w:sz w:val="24"/>
+          <w:szCs w:val="24"/>
+          <w:lang w:eastAsia="nl-NL"/>
+          <w14:ligatures w14:val="none"/>
+        </w:rPr>
+        <w:t xml:space="preserve"> wil ik dat alles van tevoren getest is zodat eventuele bugs voorkomen kunnen worden</w:t>
+      </w:r>
+    </w:p>
+    <w:p>
+      <w:pPr>
+        <w:pStyle w:val="Normal"/>
+        <w:shd w:val="clear" w:color="auto" w:fill="FFFFFF"/>
+        <w:spacing w:lineRule="auto" w:line="240" w:before="0" w:afterAutospacing="1"/>
+        <w:ind w:hanging="360" w:left="1095"/>
+        <w:rPr>
+          <w:rFonts w:ascii="Lato" w:hAnsi="Lato" w:eastAsia="Times New Roman" w:cs="Times New Roman"/>
+          <w:color w:val="000000"/>
+          <w:kern w:val="0"/>
+          <w:sz w:val="24"/>
+          <w:szCs w:val="24"/>
+          <w:lang w:eastAsia="nl-NL"/>
+          <w14:ligatures w14:val="none"/>
+        </w:rPr>
+      </w:pPr>
+      <w:r>
+        <w:rPr/>
+      </w:r>
+    </w:p>
+    <w:p>
+      <w:pPr>
+        <w:pStyle w:val="Normal"/>
+        <w:shd w:val="clear" w:color="auto" w:fill="FFFFFF"/>
+        <w:spacing w:lineRule="auto" w:line="240" w:before="0" w:afterAutospacing="1"/>
+        <w:ind w:hanging="360" w:left="1095"/>
+        <w:rPr>
+          <w:rFonts w:ascii="Lato" w:hAnsi="Lato" w:eastAsia="Times New Roman" w:cs="Times New Roman"/>
+          <w:color w:val="000000"/>
+          <w:kern w:val="0"/>
+          <w:sz w:val="24"/>
+          <w:szCs w:val="24"/>
+          <w:lang w:eastAsia="nl-NL"/>
+          <w14:ligatures w14:val="none"/>
+        </w:rPr>
+      </w:pPr>
+      <w:r>
+        <w:rPr/>
+      </w:r>
+    </w:p>
+    <w:p>
+      <w:pPr>
+        <w:pStyle w:val="Normal"/>
+        <w:numPr>
+          <w:ilvl w:val="0"/>
           <w:numId w:val="0"/>
         </w:numPr>
         <w:shd w:val="clear" w:color="auto" w:fill="FFFFFF"/>
+        <w:spacing w:lineRule="auto" w:line="240" w:before="0" w:afterAutospacing="1"/>
+        <w:ind w:hanging="0" w:left="1095"/>
+        <w:rPr>
+          <w:rFonts w:ascii="Lato" w:hAnsi="Lato" w:eastAsia="Times New Roman" w:cs="Times New Roman"/>
+          <w:color w:val="000000"/>
+          <w:kern w:val="0"/>
+          <w:sz w:val="24"/>
+          <w:szCs w:val="24"/>
+          <w:lang w:eastAsia="nl-NL"/>
+          <w14:ligatures w14:val="none"/>
+        </w:rPr>
+      </w:pPr>
+      <w:r>
+        <w:rPr/>
+      </w:r>
+    </w:p>
+    <w:p>
+      <w:pPr>
+        <w:pStyle w:val="Normal"/>
+        <w:numPr>
+          <w:ilvl w:val="0"/>
+          <w:numId w:val="0"/>
+        </w:numPr>
+        <w:shd w:val="clear" w:color="auto" w:fill="FFFFFF"/>
         <w:spacing w:lineRule="auto" w:line="240" w:before="90" w:after="90"/>
+        <w:ind w:hanging="0" w:left="0"/>
         <w:outlineLvl w:val="3"/>
         <w:rPr>
           <w:rFonts w:ascii="Lato" w:hAnsi="Lato" w:eastAsia="Times New Roman" w:cs="Times New Roman"/>
@@ -1206,11 +1333,535 @@
     <w:p>
       <w:pPr>
         <w:pStyle w:val="Normal"/>
-        <w:widowControl/>
-        <w:bidi w:val="0"/>
-        <w:spacing w:lineRule="auto" w:line="259" w:before="0" w:after="160"/>
-        <w:jc w:val="left"/>
+        <w:numPr>
+          <w:ilvl w:val="0"/>
+          <w:numId w:val="2"/>
+        </w:numPr>
+        <w:shd w:val="clear" w:color="auto" w:fill="FFFFFF"/>
+        <w:spacing w:lineRule="auto" w:line="240" w:before="0" w:afterAutospacing="1"/>
+        <w:ind w:hanging="360" w:left="1095"/>
+        <w:rPr>
+          <w:rFonts w:ascii="Lato" w:hAnsi="Lato" w:eastAsia="Times New Roman" w:cs="Times New Roman"/>
+          <w:color w:val="000000"/>
+          <w:kern w:val="0"/>
+          <w:sz w:val="24"/>
+          <w:szCs w:val="24"/>
+          <w:lang w:eastAsia="nl-NL"/>
+          <w14:ligatures w14:val="none"/>
+        </w:rPr>
+      </w:pPr>
+      <w:r>
+        <w:rPr>
+          <w:rFonts w:eastAsia="Times New Roman" w:cs="Times New Roman" w:ascii="Lato" w:hAnsi="Lato"/>
+          <w:color w:val="000000"/>
+          <w:kern w:val="0"/>
+          <w:sz w:val="24"/>
+          <w:szCs w:val="24"/>
+          <w:lang w:eastAsia="nl-NL"/>
+          <w14:ligatures w14:val="none"/>
+        </w:rPr>
+        <w:t xml:space="preserve">Als </w:t>
+      </w:r>
+      <w:r>
+        <w:rPr>
+          <w:rFonts w:eastAsia="Times New Roman" w:cs="Times New Roman" w:ascii="Lato" w:hAnsi="Lato"/>
+          <w:b/>
+          <w:bCs/>
+          <w:color w:val="000000"/>
+          <w:kern w:val="0"/>
+          <w:sz w:val="24"/>
+          <w:szCs w:val="24"/>
+          <w:lang w:eastAsia="nl-NL"/>
+          <w14:ligatures w14:val="none"/>
+        </w:rPr>
+        <w:t xml:space="preserve">gebruiker </w:t>
+      </w:r>
+      <w:r>
+        <w:rPr>
+          <w:rFonts w:eastAsia="Times New Roman" w:cs="Times New Roman" w:ascii="Lato" w:hAnsi="Lato"/>
+          <w:b w:val="false"/>
+          <w:bCs w:val="false"/>
+          <w:color w:val="000000"/>
+          <w:kern w:val="0"/>
+          <w:sz w:val="24"/>
+          <w:szCs w:val="24"/>
+          <w:lang w:eastAsia="nl-NL"/>
+          <w14:ligatures w14:val="none"/>
+        </w:rPr>
+        <w:t>wil ik mijn profielfoto kunnen veranderen zodat ik mijzelf kan uiten door middel van een profielfoto</w:t>
+      </w:r>
+    </w:p>
+    <w:p>
+      <w:pPr>
+        <w:pStyle w:val="Normal"/>
+        <w:numPr>
+          <w:ilvl w:val="0"/>
+          <w:numId w:val="2"/>
+        </w:numPr>
+        <w:shd w:val="clear" w:color="auto" w:fill="FFFFFF"/>
+        <w:spacing w:lineRule="auto" w:line="240" w:before="0" w:afterAutospacing="1"/>
+        <w:ind w:hanging="360" w:left="1095"/>
+        <w:rPr>
+          <w:rFonts w:ascii="Lato" w:hAnsi="Lato" w:eastAsia="Times New Roman" w:cs="Times New Roman"/>
+          <w:color w:val="000000"/>
+          <w:kern w:val="0"/>
+          <w:sz w:val="24"/>
+          <w:szCs w:val="24"/>
+          <w:lang w:eastAsia="nl-NL"/>
+          <w14:ligatures w14:val="none"/>
+        </w:rPr>
+      </w:pPr>
+      <w:r>
         <w:rPr/>
+      </w:r>
+    </w:p>
+    <w:p>
+      <w:pPr>
+        <w:pStyle w:val="Normal"/>
+        <w:shd w:val="clear" w:color="auto" w:fill="FFFFFF"/>
+        <w:spacing w:lineRule="auto" w:line="240" w:before="0" w:afterAutospacing="1"/>
+        <w:ind w:hanging="360" w:left="1095"/>
+        <w:rPr>
+          <w:b/>
+          <w:bCs/>
+          <w:i/>
+          <w:i/>
+          <w:iCs/>
+        </w:rPr>
+      </w:pPr>
+      <w:r>
+        <w:rPr>
+          <w:b/>
+          <w:bCs/>
+          <w:i/>
+          <w:iCs/>
+          <w:sz w:val="26"/>
+          <w:szCs w:val="26"/>
+        </w:rPr>
+        <w:t>Should haves</w:t>
+      </w:r>
+    </w:p>
+    <w:p>
+      <w:pPr>
+        <w:pStyle w:val="Normal"/>
+        <w:numPr>
+          <w:ilvl w:val="0"/>
+          <w:numId w:val="2"/>
+        </w:numPr>
+        <w:shd w:val="clear" w:color="auto" w:fill="FFFFFF"/>
+        <w:spacing w:lineRule="auto" w:line="240" w:before="0" w:afterAutospacing="1"/>
+        <w:ind w:hanging="360" w:left="1095"/>
+        <w:rPr>
+          <w:rFonts w:ascii="Lato" w:hAnsi="Lato" w:eastAsia="Times New Roman" w:cs="Times New Roman"/>
+          <w:color w:val="000000"/>
+          <w:kern w:val="0"/>
+          <w:sz w:val="24"/>
+          <w:szCs w:val="24"/>
+          <w:lang w:eastAsia="nl-NL"/>
+          <w14:ligatures w14:val="none"/>
+        </w:rPr>
+      </w:pPr>
+      <w:r>
+        <w:rPr>
+          <w:rFonts w:eastAsia="Times New Roman" w:cs="Times New Roman" w:ascii="Lato" w:hAnsi="Lato"/>
+          <w:b w:val="false"/>
+          <w:bCs w:val="false"/>
+          <w:color w:val="000000"/>
+          <w:kern w:val="0"/>
+          <w:sz w:val="24"/>
+          <w:szCs w:val="24"/>
+          <w:lang w:eastAsia="nl-NL"/>
+          <w14:ligatures w14:val="none"/>
+        </w:rPr>
+        <w:t xml:space="preserve">Als </w:t>
+      </w:r>
+      <w:r>
+        <w:rPr>
+          <w:rFonts w:eastAsia="Times New Roman" w:cs="Times New Roman" w:ascii="Lato" w:hAnsi="Lato"/>
+          <w:b/>
+          <w:bCs/>
+          <w:color w:val="000000"/>
+          <w:kern w:val="0"/>
+          <w:sz w:val="24"/>
+          <w:szCs w:val="24"/>
+          <w:lang w:eastAsia="nl-NL"/>
+          <w14:ligatures w14:val="none"/>
+        </w:rPr>
+        <w:t xml:space="preserve">developer </w:t>
+      </w:r>
+      <w:r>
+        <w:rPr>
+          <w:rFonts w:eastAsia="Times New Roman" w:cs="Times New Roman" w:ascii="Lato" w:hAnsi="Lato"/>
+          <w:b w:val="false"/>
+          <w:bCs w:val="false"/>
+          <w:color w:val="000000"/>
+          <w:kern w:val="0"/>
+          <w:sz w:val="24"/>
+          <w:szCs w:val="24"/>
+          <w:lang w:eastAsia="nl-NL"/>
+          <w14:ligatures w14:val="none"/>
+        </w:rPr>
+        <w:t>wil ik gebruik maken van routing zodat de website overzichtelijker word en gebrukers naar de goede website gestuurd worden</w:t>
+      </w:r>
+    </w:p>
+    <w:p>
+      <w:pPr>
+        <w:pStyle w:val="Normal"/>
+        <w:numPr>
+          <w:ilvl w:val="0"/>
+          <w:numId w:val="2"/>
+        </w:numPr>
+        <w:shd w:val="clear" w:color="auto" w:fill="FFFFFF"/>
+        <w:spacing w:lineRule="auto" w:line="240" w:before="0" w:afterAutospacing="1"/>
+        <w:ind w:hanging="360" w:left="1095"/>
+        <w:rPr>
+          <w:rFonts w:ascii="Lato" w:hAnsi="Lato" w:eastAsia="Times New Roman" w:cs="Times New Roman"/>
+          <w:color w:val="000000"/>
+          <w:kern w:val="0"/>
+          <w:sz w:val="24"/>
+          <w:szCs w:val="24"/>
+          <w:lang w:eastAsia="nl-NL"/>
+          <w14:ligatures w14:val="none"/>
+        </w:rPr>
+      </w:pPr>
+      <w:r>
+        <w:rPr>
+          <w:rFonts w:eastAsia="Times New Roman" w:cs="Times New Roman" w:ascii="Lato" w:hAnsi="Lato"/>
+          <w:b w:val="false"/>
+          <w:bCs w:val="false"/>
+          <w:color w:val="000000"/>
+          <w:kern w:val="0"/>
+          <w:sz w:val="24"/>
+          <w:szCs w:val="24"/>
+          <w:lang w:eastAsia="nl-NL"/>
+          <w14:ligatures w14:val="none"/>
+        </w:rPr>
+        <w:t>Als</w:t>
+      </w:r>
+      <w:r>
+        <w:rPr>
+          <w:rFonts w:eastAsia="Times New Roman" w:cs="Times New Roman" w:ascii="Lato" w:hAnsi="Lato"/>
+          <w:color w:val="000000"/>
+          <w:kern w:val="0"/>
+          <w:sz w:val="24"/>
+          <w:szCs w:val="24"/>
+          <w:lang w:eastAsia="nl-NL"/>
+          <w14:ligatures w14:val="none"/>
+        </w:rPr>
+        <w:t xml:space="preserve"> </w:t>
+      </w:r>
+      <w:r>
+        <w:rPr>
+          <w:rFonts w:eastAsia="Times New Roman" w:cs="Times New Roman" w:ascii="Lato" w:hAnsi="Lato"/>
+          <w:b/>
+          <w:bCs/>
+          <w:color w:val="000000"/>
+          <w:kern w:val="0"/>
+          <w:sz w:val="24"/>
+          <w:szCs w:val="24"/>
+          <w:lang w:eastAsia="nl-NL"/>
+          <w14:ligatures w14:val="none"/>
+        </w:rPr>
+        <w:t>developer</w:t>
+      </w:r>
+      <w:r>
+        <w:rPr>
+          <w:rFonts w:eastAsia="Times New Roman" w:cs="Times New Roman" w:ascii="Lato" w:hAnsi="Lato"/>
+          <w:b w:val="false"/>
+          <w:bCs w:val="false"/>
+          <w:color w:val="000000"/>
+          <w:kern w:val="0"/>
+          <w:sz w:val="24"/>
+          <w:szCs w:val="24"/>
+          <w:lang w:eastAsia="nl-NL"/>
+          <w14:ligatures w14:val="none"/>
+        </w:rPr>
+        <w:t xml:space="preserve"> wil ik een view hebben voor ingelogde gebruikers en niet-ingelogde gebruikers zodat mensen kunnen inloggen als ze dit nog niet zijn</w:t>
+      </w:r>
+    </w:p>
+    <w:p>
+      <w:pPr>
+        <w:pStyle w:val="Normal"/>
+        <w:numPr>
+          <w:ilvl w:val="0"/>
+          <w:numId w:val="2"/>
+        </w:numPr>
+        <w:shd w:val="clear" w:color="auto" w:fill="FFFFFF"/>
+        <w:spacing w:lineRule="auto" w:line="240" w:before="0" w:afterAutospacing="1"/>
+        <w:ind w:hanging="360" w:left="1095"/>
+        <w:rPr>
+          <w:rFonts w:ascii="Lato" w:hAnsi="Lato" w:eastAsia="Times New Roman" w:cs="Times New Roman"/>
+          <w:color w:val="000000"/>
+          <w:kern w:val="0"/>
+          <w:sz w:val="24"/>
+          <w:szCs w:val="24"/>
+          <w:lang w:eastAsia="nl-NL"/>
+          <w14:ligatures w14:val="none"/>
+        </w:rPr>
+      </w:pPr>
+      <w:r>
+        <w:rPr>
+          <w:rFonts w:eastAsia="Times New Roman" w:cs="Times New Roman" w:ascii="Lato" w:hAnsi="Lato"/>
+          <w:b w:val="false"/>
+          <w:bCs w:val="false"/>
+          <w:color w:val="000000"/>
+          <w:kern w:val="0"/>
+          <w:sz w:val="24"/>
+          <w:szCs w:val="24"/>
+          <w:lang w:eastAsia="nl-NL"/>
+          <w14:ligatures w14:val="none"/>
+        </w:rPr>
+        <w:t xml:space="preserve">Als </w:t>
+      </w:r>
+      <w:r>
+        <w:rPr>
+          <w:rFonts w:eastAsia="Times New Roman" w:cs="Times New Roman" w:ascii="Lato" w:hAnsi="Lato"/>
+          <w:b/>
+          <w:bCs/>
+          <w:color w:val="000000"/>
+          <w:kern w:val="0"/>
+          <w:sz w:val="24"/>
+          <w:szCs w:val="24"/>
+          <w:lang w:eastAsia="nl-NL"/>
+          <w14:ligatures w14:val="none"/>
+        </w:rPr>
+        <w:t xml:space="preserve">gebruker/developer </w:t>
+      </w:r>
+      <w:r>
+        <w:rPr>
+          <w:rFonts w:eastAsia="Times New Roman" w:cs="Times New Roman" w:ascii="Lato" w:hAnsi="Lato"/>
+          <w:b w:val="false"/>
+          <w:bCs w:val="false"/>
+          <w:color w:val="000000"/>
+          <w:kern w:val="0"/>
+          <w:sz w:val="24"/>
+          <w:szCs w:val="24"/>
+          <w:lang w:eastAsia="nl-NL"/>
+          <w14:ligatures w14:val="none"/>
+        </w:rPr>
+        <w:t>wil ik Input Sanitation hebben zodat  de website veilig blijft van ongewenste uitvoer van bestanden(developer) | zodat ik geen risico’s loop</w:t>
+      </w:r>
+    </w:p>
+    <w:p>
+      <w:pPr>
+        <w:pStyle w:val="Normal"/>
+        <w:numPr>
+          <w:ilvl w:val="0"/>
+          <w:numId w:val="2"/>
+        </w:numPr>
+        <w:shd w:val="clear" w:color="auto" w:fill="FFFFFF"/>
+        <w:spacing w:lineRule="auto" w:line="240" w:before="0" w:afterAutospacing="1"/>
+        <w:ind w:hanging="360" w:left="1095"/>
+        <w:rPr>
+          <w:rFonts w:ascii="Lato" w:hAnsi="Lato" w:eastAsia="Times New Roman" w:cs="Times New Roman"/>
+          <w:color w:val="000000"/>
+          <w:kern w:val="0"/>
+          <w:sz w:val="24"/>
+          <w:szCs w:val="24"/>
+          <w:lang w:eastAsia="nl-NL"/>
+          <w14:ligatures w14:val="none"/>
+        </w:rPr>
+      </w:pPr>
+      <w:r>
+        <w:rPr>
+          <w:rFonts w:eastAsia="Times New Roman" w:cs="Times New Roman" w:ascii="Lato" w:hAnsi="Lato"/>
+          <w:b w:val="false"/>
+          <w:bCs w:val="false"/>
+          <w:color w:val="000000"/>
+          <w:kern w:val="0"/>
+          <w:sz w:val="24"/>
+          <w:szCs w:val="24"/>
+          <w:lang w:eastAsia="nl-NL"/>
+          <w14:ligatures w14:val="none"/>
+        </w:rPr>
+        <w:t xml:space="preserve">Als </w:t>
+      </w:r>
+      <w:r>
+        <w:rPr>
+          <w:rFonts w:eastAsia="Times New Roman" w:cs="Times New Roman" w:ascii="Lato" w:hAnsi="Lato"/>
+          <w:b/>
+          <w:bCs/>
+          <w:color w:val="000000"/>
+          <w:kern w:val="0"/>
+          <w:sz w:val="24"/>
+          <w:szCs w:val="24"/>
+          <w:lang w:eastAsia="nl-NL"/>
+          <w14:ligatures w14:val="none"/>
+        </w:rPr>
+        <w:t xml:space="preserve">developer </w:t>
+      </w:r>
+      <w:r>
+        <w:rPr>
+          <w:rFonts w:eastAsia="Times New Roman" w:cs="Times New Roman" w:ascii="Lato" w:hAnsi="Lato"/>
+          <w:b w:val="false"/>
+          <w:bCs w:val="false"/>
+          <w:color w:val="000000"/>
+          <w:kern w:val="0"/>
+          <w:sz w:val="24"/>
+          <w:szCs w:val="24"/>
+          <w:lang w:eastAsia="nl-NL"/>
+          <w14:ligatures w14:val="none"/>
+        </w:rPr>
+        <w:t>wil ik data validatie zodat er geen makkelijk te raden/ korte wachtwoorden gemaakt worden wat de veiligheid van de tweeters in gevaar kan brengen</w:t>
+      </w:r>
+    </w:p>
+    <w:p>
+      <w:pPr>
+        <w:pStyle w:val="Normal"/>
+        <w:numPr>
+          <w:ilvl w:val="0"/>
+          <w:numId w:val="2"/>
+        </w:numPr>
+        <w:shd w:val="clear" w:color="auto" w:fill="FFFFFF"/>
+        <w:spacing w:lineRule="auto" w:line="240" w:before="0" w:afterAutospacing="1"/>
+        <w:ind w:hanging="360" w:left="1095"/>
+        <w:rPr>
+          <w:rFonts w:ascii="Lato" w:hAnsi="Lato" w:eastAsia="Times New Roman" w:cs="Times New Roman"/>
+          <w:color w:val="000000"/>
+          <w:kern w:val="0"/>
+          <w:sz w:val="24"/>
+          <w:szCs w:val="24"/>
+          <w:lang w:eastAsia="nl-NL"/>
+          <w14:ligatures w14:val="none"/>
+        </w:rPr>
+      </w:pPr>
+      <w:r>
+        <w:rPr>
+          <w:rFonts w:eastAsia="Times New Roman" w:cs="Times New Roman" w:ascii="Lato" w:hAnsi="Lato"/>
+          <w:b w:val="false"/>
+          <w:bCs w:val="false"/>
+          <w:color w:val="000000"/>
+          <w:kern w:val="0"/>
+          <w:sz w:val="24"/>
+          <w:szCs w:val="24"/>
+          <w:lang w:eastAsia="nl-NL"/>
+          <w14:ligatures w14:val="none"/>
+        </w:rPr>
+        <w:t xml:space="preserve">Als </w:t>
+      </w:r>
+      <w:r>
+        <w:rPr>
+          <w:rFonts w:eastAsia="Times New Roman" w:cs="Times New Roman" w:ascii="Lato" w:hAnsi="Lato"/>
+          <w:b/>
+          <w:bCs/>
+          <w:color w:val="000000"/>
+          <w:kern w:val="0"/>
+          <w:sz w:val="24"/>
+          <w:szCs w:val="24"/>
+          <w:lang w:eastAsia="nl-NL"/>
+          <w14:ligatures w14:val="none"/>
+        </w:rPr>
+        <w:t xml:space="preserve">developer/gebruiker </w:t>
+      </w:r>
+      <w:r>
+        <w:rPr>
+          <w:rFonts w:eastAsia="Times New Roman" w:cs="Times New Roman" w:ascii="Lato" w:hAnsi="Lato"/>
+          <w:b w:val="false"/>
+          <w:bCs w:val="false"/>
+          <w:color w:val="000000"/>
+          <w:kern w:val="0"/>
+          <w:sz w:val="24"/>
+          <w:szCs w:val="24"/>
+          <w:lang w:eastAsia="nl-NL"/>
+          <w14:ligatures w14:val="none"/>
+        </w:rPr>
+        <w:t>wil ik dat er Salt hashing word gebruikt zodat de data veilig is</w:t>
+      </w:r>
+    </w:p>
+    <w:p>
+      <w:pPr>
+        <w:pStyle w:val="Normal"/>
+        <w:numPr>
+          <w:ilvl w:val="0"/>
+          <w:numId w:val="2"/>
+        </w:numPr>
+        <w:shd w:val="clear" w:color="auto" w:fill="FFFFFF"/>
+        <w:spacing w:lineRule="auto" w:line="240" w:before="0" w:afterAutospacing="1"/>
+        <w:ind w:hanging="360" w:left="1095"/>
+        <w:rPr>
+          <w:rFonts w:ascii="Lato" w:hAnsi="Lato" w:eastAsia="Times New Roman" w:cs="Times New Roman"/>
+          <w:color w:val="000000"/>
+          <w:kern w:val="0"/>
+          <w:sz w:val="24"/>
+          <w:szCs w:val="24"/>
+          <w:lang w:eastAsia="nl-NL"/>
+          <w14:ligatures w14:val="none"/>
+        </w:rPr>
+      </w:pPr>
+      <w:r>
+        <w:rPr>
+          <w:rFonts w:eastAsia="Times New Roman" w:cs="Times New Roman" w:ascii="Lato" w:hAnsi="Lato"/>
+          <w:b w:val="false"/>
+          <w:bCs w:val="false"/>
+          <w:color w:val="000000"/>
+          <w:kern w:val="0"/>
+          <w:sz w:val="24"/>
+          <w:szCs w:val="24"/>
+          <w:lang w:eastAsia="nl-NL"/>
+          <w14:ligatures w14:val="none"/>
+        </w:rPr>
+        <w:t xml:space="preserve">Als </w:t>
+      </w:r>
+      <w:r>
+        <w:rPr>
+          <w:rFonts w:eastAsia="Times New Roman" w:cs="Times New Roman" w:ascii="Lato" w:hAnsi="Lato"/>
+          <w:b/>
+          <w:bCs/>
+          <w:color w:val="000000"/>
+          <w:kern w:val="0"/>
+          <w:sz w:val="24"/>
+          <w:szCs w:val="24"/>
+          <w:lang w:eastAsia="nl-NL"/>
+          <w14:ligatures w14:val="none"/>
+        </w:rPr>
+        <w:t xml:space="preserve">developer </w:t>
+      </w:r>
+      <w:r>
+        <w:rPr>
+          <w:rFonts w:eastAsia="Times New Roman" w:cs="Times New Roman" w:ascii="Lato" w:hAnsi="Lato"/>
+          <w:b w:val="false"/>
+          <w:bCs w:val="false"/>
+          <w:color w:val="000000"/>
+          <w:kern w:val="0"/>
+          <w:sz w:val="24"/>
+          <w:szCs w:val="24"/>
+          <w:lang w:eastAsia="nl-NL"/>
+          <w14:ligatures w14:val="none"/>
+        </w:rPr>
+        <w:t>wil ik dat bepaalde gedeeltes van de website alleen voor bepaalde functies zijn toegestaan zodat een gebruiker geen berichten kan verwijderen als hij hier geen premissies voor hoort te hebben</w:t>
+      </w:r>
+    </w:p>
+    <w:p>
+      <w:pPr>
+        <w:pStyle w:val="Normal"/>
+        <w:shd w:val="clear" w:color="auto" w:fill="FFFFFF"/>
+        <w:spacing w:lineRule="auto" w:line="240" w:before="0" w:afterAutospacing="1"/>
+        <w:ind w:hanging="0" w:left="1095"/>
+        <w:rPr/>
+      </w:pPr>
+      <w:r>
+        <w:rPr/>
+      </w:r>
+    </w:p>
+    <w:p>
+      <w:pPr>
+        <w:pStyle w:val="Normal"/>
+        <w:numPr>
+          <w:ilvl w:val="0"/>
+          <w:numId w:val="0"/>
+        </w:numPr>
+        <w:shd w:val="clear" w:color="auto" w:fill="FFFFFF"/>
+        <w:spacing w:lineRule="auto" w:line="240" w:before="0" w:afterAutospacing="1"/>
+        <w:ind w:hanging="0" w:left="1095"/>
+        <w:rPr>
+          <w:rFonts w:ascii="Lato" w:hAnsi="Lato" w:eastAsia="Times New Roman" w:cs="Times New Roman"/>
+          <w:color w:val="000000"/>
+          <w:kern w:val="0"/>
+          <w:sz w:val="24"/>
+          <w:szCs w:val="24"/>
+          <w:lang w:eastAsia="nl-NL"/>
+          <w14:ligatures w14:val="none"/>
+        </w:rPr>
       </w:pPr>
       <w:r>
         <w:rPr/>
@@ -2056,6 +2707,7 @@
     <w:qFormat/>
     <w:pPr>
       <w:widowControl/>
+      <w:suppressAutoHyphens w:val="true"/>
       <w:bidi w:val="0"/>
       <w:spacing w:lineRule="auto" w:line="259" w:before="0" w:after="160"/>
       <w:jc w:val="left"/>
@@ -2071,7 +2723,7 @@
     </w:rPr>
   </w:style>
   <w:style w:type="paragraph" w:styleId="Heading1">
-    <w:name w:val="heading 1"/>
+    <w:name w:val="Heading 1"/>
     <w:basedOn w:val="Normal"/>
     <w:next w:val="Normal"/>
     <w:link w:val="Kop1Char"/>
@@ -2092,7 +2744,7 @@
     </w:rPr>
   </w:style>
   <w:style w:type="paragraph" w:styleId="Heading2">
-    <w:name w:val="heading 2"/>
+    <w:name w:val="Heading 2"/>
     <w:basedOn w:val="Normal"/>
     <w:next w:val="Normal"/>
     <w:link w:val="Kop2Char"/>
@@ -2115,7 +2767,7 @@
     </w:rPr>
   </w:style>
   <w:style w:type="paragraph" w:styleId="Heading3">
-    <w:name w:val="heading 3"/>
+    <w:name w:val="Heading 3"/>
     <w:basedOn w:val="Normal"/>
     <w:next w:val="Normal"/>
     <w:link w:val="Kop3Char"/>
@@ -2138,7 +2790,7 @@
     </w:rPr>
   </w:style>
   <w:style w:type="paragraph" w:styleId="Heading4">
-    <w:name w:val="heading 4"/>
+    <w:name w:val="Heading 4"/>
     <w:basedOn w:val="Normal"/>
     <w:next w:val="Normal"/>
     <w:link w:val="Kop4Char"/>
@@ -2160,7 +2812,7 @@
     </w:rPr>
   </w:style>
   <w:style w:type="paragraph" w:styleId="Heading5">
-    <w:name w:val="heading 5"/>
+    <w:name w:val="Heading 5"/>
     <w:basedOn w:val="Normal"/>
     <w:next w:val="Normal"/>
     <w:link w:val="Kop5Char"/>
@@ -2181,7 +2833,7 @@
     </w:rPr>
   </w:style>
   <w:style w:type="paragraph" w:styleId="Heading6">
-    <w:name w:val="heading 6"/>
+    <w:name w:val="Heading 6"/>
     <w:basedOn w:val="Normal"/>
     <w:next w:val="Normal"/>
     <w:link w:val="Kop6Char"/>
@@ -2204,7 +2856,7 @@
     </w:rPr>
   </w:style>
   <w:style w:type="paragraph" w:styleId="Heading7">
-    <w:name w:val="heading 7"/>
+    <w:name w:val="Heading 7"/>
     <w:basedOn w:val="Normal"/>
     <w:next w:val="Normal"/>
     <w:link w:val="Kop7Char"/>
@@ -2225,7 +2877,7 @@
     </w:rPr>
   </w:style>
   <w:style w:type="paragraph" w:styleId="Heading8">
-    <w:name w:val="heading 8"/>
+    <w:name w:val="Heading 8"/>
     <w:basedOn w:val="Normal"/>
     <w:next w:val="Normal"/>
     <w:link w:val="Kop8Char"/>
@@ -2248,7 +2900,7 @@
     </w:rPr>
   </w:style>
   <w:style w:type="paragraph" w:styleId="Heading9">
-    <w:name w:val="heading 9"/>
+    <w:name w:val="Heading 9"/>
     <w:basedOn w:val="Normal"/>
     <w:next w:val="Normal"/>
     <w:link w:val="Kop9Char"/>
@@ -2528,7 +3180,7 @@
     </w:rPr>
   </w:style>
   <w:style w:type="paragraph" w:styleId="Caption">
-    <w:name w:val="caption"/>
+    <w:name w:val="Caption"/>
     <w:basedOn w:val="Normal"/>
     <w:qFormat/>
     <w:pPr>
